--- a/docs/03-test-recette-HA.docx
+++ b/docs/03-test-recette-HA.docx
@@ -38,7 +38,7 @@
         <w:t xml:space="preserve"> </w:t>
       </w:r>
       <w:r>
-        <w:t xml:space="preserve">TP Bloc 2 AIS, Groupe 2 (Florent, Youcef, Robin) — 05/10/2026</w:t>
+        <w:t xml:space="preserve">05/10/2026</w:t>
       </w:r>
     </w:p>
     <w:p>
